--- a/отчет лаба 4.docx
+++ b/отчет лаба 4.docx
@@ -89,7 +89,6 @@
           <w:rFonts w:ascii="Times New Roman" w:hAnsi="Times New Roman" w:cs="Times New Roman"/>
           <w:sz w:val="28"/>
           <w:szCs w:val="28"/>
-          <w:lang w:val="en-US"/>
         </w:rPr>
       </w:pPr>
       <w:r>
@@ -510,7 +509,6 @@
           <w:rFonts w:ascii="Times New Roman" w:hAnsi="Times New Roman" w:cs="Times New Roman"/>
           <w:sz w:val="28"/>
           <w:szCs w:val="28"/>
-          <w:lang w:val="en-US"/>
         </w:rPr>
       </w:pPr>
     </w:p>
@@ -555,6 +553,7 @@
       <w:r>
         <w:rPr>
           <w:rFonts w:ascii="Times New Roman" w:hAnsi="Times New Roman" w:cs="Times New Roman"/>
+          <w:noProof/>
           <w:sz w:val="28"/>
           <w:szCs w:val="28"/>
         </w:rPr>
@@ -724,6 +723,7 @@
       <w:r>
         <w:rPr>
           <w:rFonts w:ascii="Times New Roman" w:hAnsi="Times New Roman" w:cs="Times New Roman"/>
+          <w:noProof/>
           <w:sz w:val="28"/>
           <w:szCs w:val="28"/>
         </w:rPr>
@@ -1065,13 +1065,14 @@
       <w:r>
         <w:rPr>
           <w:rFonts w:ascii="Times New Roman" w:hAnsi="Times New Roman" w:cs="Times New Roman"/>
+          <w:noProof/>
           <w:sz w:val="28"/>
           <w:szCs w:val="28"/>
         </w:rPr>
         <w:drawing>
-          <wp:inline distT="0" distB="0" distL="0" distR="0" wp14:anchorId="556366D4" wp14:editId="616CB0D3">
-            <wp:extent cx="3286584" cy="647790"/>
-            <wp:effectExtent l="0" t="0" r="9525" b="0"/>
+          <wp:inline distT="0" distB="0" distL="0" distR="0" wp14:anchorId="556366D4" wp14:editId="59989EE0">
+            <wp:extent cx="3982741" cy="785004"/>
+            <wp:effectExtent l="0" t="0" r="0" b="0"/>
             <wp:docPr id="416933533" name="Рисунок 1"/>
             <wp:cNvGraphicFramePr>
               <a:graphicFrameLocks xmlns:a="http://schemas.openxmlformats.org/drawingml/2006/main" noChangeAspect="1"/>
@@ -1092,7 +1093,7 @@
                   <pic:spPr>
                     <a:xfrm>
                       <a:off x="0" y="0"/>
-                      <a:ext cx="3286584" cy="647790"/>
+                      <a:ext cx="3988501" cy="786139"/>
                     </a:xfrm>
                     <a:prstGeom prst="rect">
                       <a:avLst/>
@@ -1138,6 +1139,7 @@
       <w:r>
         <w:rPr>
           <w:rFonts w:ascii="Times New Roman" w:hAnsi="Times New Roman" w:cs="Times New Roman"/>
+          <w:noProof/>
           <w:sz w:val="28"/>
           <w:szCs w:val="28"/>
         </w:rPr>
@@ -1192,13 +1194,14 @@
       <w:r>
         <w:rPr>
           <w:rFonts w:ascii="Times New Roman" w:hAnsi="Times New Roman" w:cs="Times New Roman"/>
+          <w:noProof/>
           <w:sz w:val="28"/>
           <w:szCs w:val="28"/>
         </w:rPr>
         <w:drawing>
-          <wp:inline distT="0" distB="0" distL="0" distR="0" wp14:anchorId="54754A19" wp14:editId="705D27B6">
-            <wp:extent cx="5940425" cy="2465705"/>
-            <wp:effectExtent l="0" t="0" r="3175" b="0"/>
+          <wp:inline distT="0" distB="0" distL="0" distR="0" wp14:anchorId="54754A19" wp14:editId="1EE22609">
+            <wp:extent cx="6234877" cy="2587924"/>
+            <wp:effectExtent l="0" t="0" r="0" b="3175"/>
             <wp:docPr id="1002191679" name="Рисунок 1"/>
             <wp:cNvGraphicFramePr>
               <a:graphicFrameLocks xmlns:a="http://schemas.openxmlformats.org/drawingml/2006/main" noChangeAspect="1"/>
@@ -1219,7 +1222,7 @@
                   <pic:spPr>
                     <a:xfrm>
                       <a:off x="0" y="0"/>
-                      <a:ext cx="5940425" cy="2465705"/>
+                      <a:ext cx="6241667" cy="2590742"/>
                     </a:xfrm>
                     <a:prstGeom prst="rect">
                       <a:avLst/>
@@ -1301,6 +1304,7 @@
       <w:r>
         <w:rPr>
           <w:rFonts w:ascii="Times New Roman" w:hAnsi="Times New Roman" w:cs="Times New Roman"/>
+          <w:noProof/>
           <w:sz w:val="28"/>
           <w:szCs w:val="28"/>
         </w:rPr>
@@ -1349,16 +1353,18 @@
           <w:rFonts w:ascii="Times New Roman" w:hAnsi="Times New Roman" w:cs="Times New Roman"/>
           <w:sz w:val="28"/>
           <w:szCs w:val="28"/>
-        </w:rPr>
-      </w:pPr>
-      <w:r>
-        <w:rPr>
-          <w:rFonts w:ascii="Times New Roman" w:hAnsi="Times New Roman" w:cs="Times New Roman"/>
+          <w:lang w:val="en-US"/>
+        </w:rPr>
+      </w:pPr>
+      <w:r>
+        <w:rPr>
+          <w:rFonts w:ascii="Times New Roman" w:hAnsi="Times New Roman" w:cs="Times New Roman"/>
+          <w:noProof/>
           <w:sz w:val="28"/>
           <w:szCs w:val="28"/>
         </w:rPr>
         <w:drawing>
-          <wp:inline distT="0" distB="0" distL="0" distR="0" wp14:anchorId="1399A3C0" wp14:editId="7134E941">
+          <wp:inline distT="0" distB="0" distL="0" distR="0" wp14:anchorId="1399A3C0" wp14:editId="5CFF6ED3">
             <wp:extent cx="5940425" cy="216535"/>
             <wp:effectExtent l="0" t="0" r="3175" b="0"/>
             <wp:docPr id="949326489" name="Рисунок 1"/>
@@ -1381,7 +1387,7 @@
                   <pic:spPr>
                     <a:xfrm>
                       <a:off x="0" y="0"/>
-                      <a:ext cx="5940425" cy="216535"/>
+                      <a:ext cx="5968244" cy="217549"/>
                     </a:xfrm>
                     <a:prstGeom prst="rect">
                       <a:avLst/>
@@ -1397,13 +1403,232 @@
     <w:p>
       <w:pPr>
         <w:spacing w:line="240" w:lineRule="auto"/>
-        <w:contextualSpacing/>
-        <w:rPr>
-          <w:rFonts w:ascii="Times New Roman" w:hAnsi="Times New Roman" w:cs="Times New Roman"/>
-          <w:sz w:val="28"/>
-          <w:szCs w:val="28"/>
-        </w:rPr>
-      </w:pPr>
+        <w:ind w:firstLine="0"/>
+        <w:rPr>
+          <w:rFonts w:ascii="Times New Roman" w:hAnsi="Times New Roman" w:cs="Times New Roman"/>
+          <w:sz w:val="28"/>
+          <w:szCs w:val="28"/>
+        </w:rPr>
+      </w:pPr>
+    </w:p>
+    <w:p>
+      <w:pPr>
+        <w:spacing w:line="240" w:lineRule="auto"/>
+        <w:ind w:firstLine="0"/>
+        <w:rPr>
+          <w:rFonts w:ascii="Times New Roman" w:hAnsi="Times New Roman" w:cs="Times New Roman"/>
+          <w:sz w:val="28"/>
+          <w:szCs w:val="28"/>
+        </w:rPr>
+      </w:pPr>
+    </w:p>
+    <w:p>
+      <w:pPr>
+        <w:spacing w:line="240" w:lineRule="auto"/>
+        <w:ind w:firstLine="0"/>
+        <w:rPr>
+          <w:rFonts w:ascii="Times New Roman" w:hAnsi="Times New Roman" w:cs="Times New Roman"/>
+          <w:sz w:val="28"/>
+          <w:szCs w:val="28"/>
+        </w:rPr>
+      </w:pPr>
+      <w:r>
+        <w:rPr>
+          <w:rFonts w:ascii="Times New Roman" w:hAnsi="Times New Roman" w:cs="Times New Roman"/>
+          <w:sz w:val="28"/>
+          <w:szCs w:val="28"/>
+        </w:rPr>
+        <w:t xml:space="preserve">Сам </w:t>
+      </w:r>
+      <w:r>
+        <w:rPr>
+          <w:rFonts w:ascii="Times New Roman" w:hAnsi="Times New Roman" w:cs="Times New Roman"/>
+          <w:sz w:val="28"/>
+          <w:szCs w:val="28"/>
+          <w:lang w:val="en-US"/>
+        </w:rPr>
+        <w:t>Http</w:t>
+      </w:r>
+      <w:r>
+        <w:rPr>
+          <w:rFonts w:ascii="Times New Roman" w:hAnsi="Times New Roman" w:cs="Times New Roman"/>
+          <w:sz w:val="28"/>
+          <w:szCs w:val="28"/>
+        </w:rPr>
+        <w:t xml:space="preserve"> </w:t>
+      </w:r>
+      <w:r>
+        <w:rPr>
+          <w:rFonts w:ascii="Times New Roman" w:hAnsi="Times New Roman" w:cs="Times New Roman"/>
+          <w:sz w:val="28"/>
+          <w:szCs w:val="28"/>
+        </w:rPr>
+        <w:t xml:space="preserve">пакет </w:t>
+      </w:r>
+      <w:r>
+        <w:rPr>
+          <w:rFonts w:ascii="Times New Roman" w:hAnsi="Times New Roman" w:cs="Times New Roman"/>
+          <w:sz w:val="28"/>
+          <w:szCs w:val="28"/>
+          <w:lang w:val="en-US"/>
+        </w:rPr>
+        <w:t>GET</w:t>
+      </w:r>
+      <w:r>
+        <w:rPr>
+          <w:rFonts w:ascii="Times New Roman" w:hAnsi="Times New Roman" w:cs="Times New Roman"/>
+          <w:sz w:val="28"/>
+          <w:szCs w:val="28"/>
+        </w:rPr>
+        <w:t xml:space="preserve"> </w:t>
+      </w:r>
+      <w:r>
+        <w:rPr>
+          <w:rFonts w:ascii="Times New Roman" w:hAnsi="Times New Roman" w:cs="Times New Roman"/>
+          <w:sz w:val="28"/>
+          <w:szCs w:val="28"/>
+        </w:rPr>
+        <w:t>и ответ успеха 200</w:t>
+      </w:r>
+    </w:p>
+    <w:p>
+      <w:pPr>
+        <w:spacing w:line="240" w:lineRule="auto"/>
+        <w:ind w:firstLine="0"/>
+        <w:rPr>
+          <w:rFonts w:ascii="Times New Roman" w:hAnsi="Times New Roman" w:cs="Times New Roman"/>
+          <w:sz w:val="28"/>
+          <w:szCs w:val="28"/>
+        </w:rPr>
+      </w:pPr>
+    </w:p>
+    <w:p>
+      <w:pPr>
+        <w:spacing w:line="240" w:lineRule="auto"/>
+        <w:ind w:firstLine="0"/>
+        <w:jc w:val="center"/>
+        <w:rPr>
+          <w:rFonts w:ascii="Times New Roman" w:hAnsi="Times New Roman" w:cs="Times New Roman"/>
+          <w:sz w:val="28"/>
+          <w:szCs w:val="28"/>
+        </w:rPr>
+      </w:pPr>
+    </w:p>
+    <w:p>
+      <w:pPr>
+        <w:spacing w:line="240" w:lineRule="auto"/>
+        <w:ind w:firstLine="0"/>
+        <w:jc w:val="center"/>
+        <w:rPr>
+          <w:rFonts w:ascii="Times New Roman" w:hAnsi="Times New Roman" w:cs="Times New Roman"/>
+          <w:sz w:val="28"/>
+          <w:szCs w:val="28"/>
+        </w:rPr>
+      </w:pPr>
+      <w:r>
+        <w:rPr>
+          <w:rFonts w:ascii="Times New Roman" w:hAnsi="Times New Roman" w:cs="Times New Roman"/>
+          <w:sz w:val="28"/>
+          <w:szCs w:val="28"/>
+        </w:rPr>
+        <w:drawing>
+          <wp:inline distT="0" distB="0" distL="0" distR="0" wp14:anchorId="6E8C5395" wp14:editId="0D33B2E1">
+            <wp:extent cx="5621281" cy="2579199"/>
+            <wp:effectExtent l="0" t="0" r="0" b="0"/>
+            <wp:docPr id="1494338069" name="Рисунок 1"/>
+            <wp:cNvGraphicFramePr>
+              <a:graphicFrameLocks xmlns:a="http://schemas.openxmlformats.org/drawingml/2006/main" noChangeAspect="1"/>
+            </wp:cNvGraphicFramePr>
+            <a:graphic xmlns:a="http://schemas.openxmlformats.org/drawingml/2006/main">
+              <a:graphicData uri="http://schemas.openxmlformats.org/drawingml/2006/picture">
+                <pic:pic xmlns:pic="http://schemas.openxmlformats.org/drawingml/2006/picture">
+                  <pic:nvPicPr>
+                    <pic:cNvPr id="1494338069" name=""/>
+                    <pic:cNvPicPr/>
+                  </pic:nvPicPr>
+                  <pic:blipFill rotWithShape="1">
+                    <a:blip r:embed="rId18"/>
+                    <a:srcRect r="41818" b="20995"/>
+                    <a:stretch>
+                      <a:fillRect/>
+                    </a:stretch>
+                  </pic:blipFill>
+                  <pic:spPr bwMode="auto">
+                    <a:xfrm>
+                      <a:off x="0" y="0"/>
+                      <a:ext cx="5660006" cy="2596967"/>
+                    </a:xfrm>
+                    <a:prstGeom prst="rect">
+                      <a:avLst/>
+                    </a:prstGeom>
+                    <a:ln>
+                      <a:noFill/>
+                    </a:ln>
+                    <a:extLst>
+                      <a:ext uri="{53640926-AAD7-44D8-BBD7-CCE9431645EC}">
+                        <a14:shadowObscured xmlns:a14="http://schemas.microsoft.com/office/drawing/2010/main"/>
+                      </a:ext>
+                    </a:extLst>
+                  </pic:spPr>
+                </pic:pic>
+              </a:graphicData>
+            </a:graphic>
+          </wp:inline>
+        </w:drawing>
+      </w:r>
+    </w:p>
+    <w:p>
+      <w:pPr>
+        <w:spacing w:line="240" w:lineRule="auto"/>
+        <w:ind w:firstLine="0"/>
+        <w:rPr>
+          <w:rFonts w:ascii="Times New Roman" w:hAnsi="Times New Roman" w:cs="Times New Roman"/>
+          <w:sz w:val="28"/>
+          <w:szCs w:val="28"/>
+        </w:rPr>
+      </w:pPr>
+      <w:r>
+        <w:rPr>
+          <w:rFonts w:ascii="Times New Roman" w:hAnsi="Times New Roman" w:cs="Times New Roman"/>
+          <w:sz w:val="28"/>
+          <w:szCs w:val="28"/>
+        </w:rPr>
+        <w:drawing>
+          <wp:inline distT="0" distB="0" distL="0" distR="0" wp14:anchorId="7D353F44" wp14:editId="1C424F82">
+            <wp:extent cx="5940425" cy="3145155"/>
+            <wp:effectExtent l="0" t="0" r="3175" b="0"/>
+            <wp:docPr id="191163012" name="Рисунок 1"/>
+            <wp:cNvGraphicFramePr>
+              <a:graphicFrameLocks xmlns:a="http://schemas.openxmlformats.org/drawingml/2006/main" noChangeAspect="1"/>
+            </wp:cNvGraphicFramePr>
+            <a:graphic xmlns:a="http://schemas.openxmlformats.org/drawingml/2006/main">
+              <a:graphicData uri="http://schemas.openxmlformats.org/drawingml/2006/picture">
+                <pic:pic xmlns:pic="http://schemas.openxmlformats.org/drawingml/2006/picture">
+                  <pic:nvPicPr>
+                    <pic:cNvPr id="191163012" name=""/>
+                    <pic:cNvPicPr/>
+                  </pic:nvPicPr>
+                  <pic:blipFill>
+                    <a:blip r:embed="rId19"/>
+                    <a:stretch>
+                      <a:fillRect/>
+                    </a:stretch>
+                  </pic:blipFill>
+                  <pic:spPr>
+                    <a:xfrm>
+                      <a:off x="0" y="0"/>
+                      <a:ext cx="5940425" cy="3145155"/>
+                    </a:xfrm>
+                    <a:prstGeom prst="rect">
+                      <a:avLst/>
+                    </a:prstGeom>
+                  </pic:spPr>
+                </pic:pic>
+              </a:graphicData>
+            </a:graphic>
+          </wp:inline>
+        </w:drawing>
+      </w:r>
     </w:p>
     <w:p>
       <w:pPr>
@@ -1422,9 +1647,6 @@
         <w:spacing w:line="240" w:lineRule="auto"/>
         <w:ind w:firstLine="0"/>
         <w:contextualSpacing/>
-        <w:rPr>
-          <w:lang w:val="en-US"/>
-        </w:rPr>
       </w:pPr>
       <w:r>
         <w:rPr>
@@ -1434,7 +1656,7 @@
         </w:rPr>
         <w:t xml:space="preserve">Обращение к </w:t>
       </w:r>
-      <w:hyperlink r:id="rId18" w:history="1">
+      <w:hyperlink r:id="rId20" w:history="1">
         <w:r>
           <w:rPr>
             <w:rStyle w:val="ac"/>
@@ -1451,23 +1673,21 @@
         <w:spacing w:line="240" w:lineRule="auto"/>
         <w:ind w:firstLine="0"/>
         <w:contextualSpacing/>
+      </w:pPr>
+    </w:p>
+    <w:p>
+      <w:pPr>
+        <w:spacing w:line="240" w:lineRule="auto"/>
+        <w:ind w:firstLine="0"/>
+        <w:contextualSpacing/>
+        <w:jc w:val="center"/>
         <w:rPr>
           <w:lang w:val="en-US"/>
         </w:rPr>
       </w:pPr>
-    </w:p>
-    <w:p>
-      <w:pPr>
-        <w:spacing w:line="240" w:lineRule="auto"/>
-        <w:ind w:firstLine="0"/>
-        <w:contextualSpacing/>
-        <w:jc w:val="center"/>
-        <w:rPr>
-          <w:lang w:val="en-US"/>
-        </w:rPr>
-      </w:pPr>
-      <w:r>
-        <w:rPr>
+      <w:r>
+        <w:rPr>
+          <w:noProof/>
           <w:lang w:val="en-US"/>
         </w:rPr>
         <w:drawing>
@@ -1486,7 +1706,7 @@
                     <pic:cNvPicPr/>
                   </pic:nvPicPr>
                   <pic:blipFill>
-                    <a:blip r:embed="rId19"/>
+                    <a:blip r:embed="rId21"/>
                     <a:stretch>
                       <a:fillRect/>
                     </a:stretch>
@@ -1568,6 +1788,7 @@
       <w:r>
         <w:rPr>
           <w:rFonts w:ascii="Times New Roman" w:hAnsi="Times New Roman" w:cs="Times New Roman"/>
+          <w:noProof/>
           <w:sz w:val="28"/>
           <w:szCs w:val="28"/>
           <w:lang w:val="en-US"/>
@@ -1588,7 +1809,7 @@
                     <pic:cNvPicPr/>
                   </pic:nvPicPr>
                   <pic:blipFill>
-                    <a:blip r:embed="rId20"/>
+                    <a:blip r:embed="rId22"/>
                     <a:stretch>
                       <a:fillRect/>
                     </a:stretch>
@@ -1670,6 +1891,7 @@
       <w:r>
         <w:rPr>
           <w:rFonts w:ascii="Times New Roman" w:hAnsi="Times New Roman" w:cs="Times New Roman"/>
+          <w:noProof/>
           <w:sz w:val="28"/>
           <w:szCs w:val="28"/>
         </w:rPr>
@@ -1689,7 +1911,7 @@
                     <pic:cNvPicPr/>
                   </pic:nvPicPr>
                   <pic:blipFill>
-                    <a:blip r:embed="rId21"/>
+                    <a:blip r:embed="rId23"/>
                     <a:stretch>
                       <a:fillRect/>
                     </a:stretch>
@@ -1731,117 +1953,115 @@
           <w:rFonts w:ascii="Times New Roman" w:hAnsi="Times New Roman" w:cs="Times New Roman"/>
           <w:sz w:val="28"/>
           <w:szCs w:val="28"/>
+        </w:rPr>
+      </w:pPr>
+      <w:r>
+        <w:rPr>
+          <w:rFonts w:ascii="Times New Roman" w:hAnsi="Times New Roman" w:cs="Times New Roman"/>
+          <w:sz w:val="28"/>
+          <w:szCs w:val="28"/>
+        </w:rPr>
+        <w:t xml:space="preserve">В </w:t>
+      </w:r>
+      <w:r>
+        <w:rPr>
+          <w:rFonts w:ascii="Times New Roman" w:hAnsi="Times New Roman" w:cs="Times New Roman"/>
+          <w:sz w:val="28"/>
+          <w:szCs w:val="28"/>
           <w:lang w:val="en-US"/>
         </w:rPr>
-      </w:pPr>
-      <w:r>
-        <w:rPr>
-          <w:rFonts w:ascii="Times New Roman" w:hAnsi="Times New Roman" w:cs="Times New Roman"/>
-          <w:sz w:val="28"/>
-          <w:szCs w:val="28"/>
-        </w:rPr>
-        <w:t xml:space="preserve">В </w:t>
-      </w:r>
-      <w:r>
+        <w:t>Wireshark</w:t>
+      </w:r>
+    </w:p>
+    <w:p>
+      <w:pPr>
+        <w:spacing w:line="240" w:lineRule="auto"/>
+        <w:ind w:firstLine="0"/>
+        <w:contextualSpacing/>
+        <w:rPr>
+          <w:rFonts w:ascii="Times New Roman" w:hAnsi="Times New Roman" w:cs="Times New Roman"/>
+          <w:sz w:val="28"/>
+          <w:szCs w:val="28"/>
+        </w:rPr>
+      </w:pPr>
+    </w:p>
+    <w:p>
+      <w:pPr>
+        <w:spacing w:line="240" w:lineRule="auto"/>
+        <w:ind w:firstLine="708"/>
+        <w:contextualSpacing/>
+        <w:rPr>
+          <w:rFonts w:ascii="Times New Roman" w:hAnsi="Times New Roman" w:cs="Times New Roman"/>
+          <w:sz w:val="28"/>
+          <w:szCs w:val="28"/>
+        </w:rPr>
+      </w:pPr>
+    </w:p>
+    <w:p>
+      <w:pPr>
+        <w:spacing w:line="240" w:lineRule="auto"/>
+        <w:ind w:firstLine="708"/>
+        <w:contextualSpacing/>
+        <w:rPr>
+          <w:rFonts w:ascii="Times New Roman" w:hAnsi="Times New Roman" w:cs="Times New Roman"/>
+          <w:sz w:val="28"/>
+          <w:szCs w:val="28"/>
+        </w:rPr>
+      </w:pPr>
+      <w:r>
+        <w:rPr>
+          <w:rFonts w:ascii="Times New Roman" w:hAnsi="Times New Roman" w:cs="Times New Roman"/>
+          <w:sz w:val="28"/>
+          <w:szCs w:val="28"/>
+        </w:rPr>
+        <w:t xml:space="preserve">Установка </w:t>
+      </w:r>
+      <w:r>
+        <w:rPr>
+          <w:rFonts w:ascii="Times New Roman" w:hAnsi="Times New Roman" w:cs="Times New Roman"/>
+          <w:sz w:val="28"/>
+          <w:szCs w:val="28"/>
+        </w:rPr>
+        <w:t>стабильного соединения с радио</w:t>
+      </w:r>
+      <w:r>
+        <w:rPr>
+          <w:rFonts w:ascii="Times New Roman" w:hAnsi="Times New Roman" w:cs="Times New Roman"/>
+          <w:sz w:val="28"/>
+          <w:szCs w:val="28"/>
+        </w:rPr>
+        <w:t>-ресурсом</w:t>
+      </w:r>
+    </w:p>
+    <w:p>
+      <w:pPr>
+        <w:spacing w:line="240" w:lineRule="auto"/>
+        <w:ind w:firstLine="0"/>
+        <w:contextualSpacing/>
+        <w:rPr>
+          <w:rFonts w:ascii="Times New Roman" w:hAnsi="Times New Roman" w:cs="Times New Roman"/>
+          <w:sz w:val="28"/>
+          <w:szCs w:val="28"/>
+        </w:rPr>
+      </w:pPr>
+    </w:p>
+    <w:p>
+      <w:pPr>
+        <w:spacing w:line="240" w:lineRule="auto"/>
+        <w:ind w:firstLine="0"/>
+        <w:contextualSpacing/>
+        <w:jc w:val="center"/>
         <w:rPr>
           <w:rFonts w:ascii="Times New Roman" w:hAnsi="Times New Roman" w:cs="Times New Roman"/>
           <w:sz w:val="28"/>
           <w:szCs w:val="28"/>
           <w:lang w:val="en-US"/>
         </w:rPr>
-        <w:t>Wireshark</w:t>
-      </w:r>
-    </w:p>
-    <w:p>
-      <w:pPr>
-        <w:spacing w:line="240" w:lineRule="auto"/>
-        <w:ind w:firstLine="0"/>
-        <w:contextualSpacing/>
-        <w:rPr>
-          <w:rFonts w:ascii="Times New Roman" w:hAnsi="Times New Roman" w:cs="Times New Roman"/>
-          <w:sz w:val="28"/>
-          <w:szCs w:val="28"/>
-          <w:lang w:val="en-US"/>
-        </w:rPr>
-      </w:pPr>
-    </w:p>
-    <w:p>
-      <w:pPr>
-        <w:spacing w:line="240" w:lineRule="auto"/>
-        <w:ind w:firstLine="708"/>
-        <w:contextualSpacing/>
-        <w:rPr>
-          <w:rFonts w:ascii="Times New Roman" w:hAnsi="Times New Roman" w:cs="Times New Roman"/>
-          <w:sz w:val="28"/>
-          <w:szCs w:val="28"/>
-          <w:lang w:val="en-US"/>
-        </w:rPr>
-      </w:pPr>
-    </w:p>
-    <w:p>
-      <w:pPr>
-        <w:spacing w:line="240" w:lineRule="auto"/>
-        <w:ind w:firstLine="708"/>
-        <w:contextualSpacing/>
-        <w:rPr>
-          <w:rFonts w:ascii="Times New Roman" w:hAnsi="Times New Roman" w:cs="Times New Roman"/>
-          <w:sz w:val="28"/>
-          <w:szCs w:val="28"/>
-        </w:rPr>
-      </w:pPr>
-      <w:r>
-        <w:rPr>
-          <w:rFonts w:ascii="Times New Roman" w:hAnsi="Times New Roman" w:cs="Times New Roman"/>
-          <w:sz w:val="28"/>
-          <w:szCs w:val="28"/>
-        </w:rPr>
-        <w:t xml:space="preserve">Установка </w:t>
-      </w:r>
-      <w:r>
-        <w:rPr>
-          <w:rFonts w:ascii="Times New Roman" w:hAnsi="Times New Roman" w:cs="Times New Roman"/>
-          <w:sz w:val="28"/>
-          <w:szCs w:val="28"/>
-        </w:rPr>
-        <w:t>стабильного соединения с радио</w:t>
-      </w:r>
-      <w:r>
-        <w:rPr>
-          <w:rFonts w:ascii="Times New Roman" w:hAnsi="Times New Roman" w:cs="Times New Roman"/>
-          <w:sz w:val="28"/>
-          <w:szCs w:val="28"/>
-        </w:rPr>
-        <w:t>-ресурсом</w:t>
-      </w:r>
-    </w:p>
-    <w:p>
-      <w:pPr>
-        <w:spacing w:line="240" w:lineRule="auto"/>
-        <w:ind w:firstLine="0"/>
-        <w:contextualSpacing/>
-        <w:rPr>
-          <w:rFonts w:ascii="Times New Roman" w:hAnsi="Times New Roman" w:cs="Times New Roman"/>
-          <w:sz w:val="28"/>
-          <w:szCs w:val="28"/>
-        </w:rPr>
-      </w:pPr>
-    </w:p>
-    <w:p>
-      <w:pPr>
-        <w:spacing w:line="240" w:lineRule="auto"/>
-        <w:ind w:firstLine="0"/>
-        <w:contextualSpacing/>
-        <w:jc w:val="center"/>
-        <w:rPr>
-          <w:rFonts w:ascii="Times New Roman" w:hAnsi="Times New Roman" w:cs="Times New Roman"/>
-          <w:sz w:val="28"/>
-          <w:szCs w:val="28"/>
-          <w:lang w:val="en-US"/>
-        </w:rPr>
-      </w:pPr>
-      <w:r>
-        <w:rPr>
-          <w:rFonts w:ascii="Times New Roman" w:hAnsi="Times New Roman" w:cs="Times New Roman"/>
+      </w:pPr>
+      <w:r>
+        <w:rPr>
+          <w:rFonts w:ascii="Times New Roman" w:hAnsi="Times New Roman" w:cs="Times New Roman"/>
+          <w:noProof/>
           <w:sz w:val="28"/>
           <w:szCs w:val="28"/>
           <w:lang w:val="en-US"/>
@@ -1862,7 +2082,7 @@
                     <pic:cNvPicPr/>
                   </pic:nvPicPr>
                   <pic:blipFill rotWithShape="1">
-                    <a:blip r:embed="rId22"/>
+                    <a:blip r:embed="rId24"/>
                     <a:srcRect l="2141"/>
                     <a:stretch>
                       <a:fillRect/>
@@ -1992,26 +2212,26 @@
           <w:rFonts w:ascii="Times New Roman" w:hAnsi="Times New Roman" w:cs="Times New Roman"/>
           <w:sz w:val="28"/>
           <w:szCs w:val="28"/>
+        </w:rPr>
+      </w:pPr>
+    </w:p>
+    <w:p>
+      <w:pPr>
+        <w:spacing w:line="240" w:lineRule="auto"/>
+        <w:ind w:firstLine="0"/>
+        <w:contextualSpacing/>
+        <w:jc w:val="center"/>
+        <w:rPr>
+          <w:rFonts w:ascii="Times New Roman" w:hAnsi="Times New Roman" w:cs="Times New Roman"/>
+          <w:sz w:val="28"/>
+          <w:szCs w:val="28"/>
           <w:lang w:val="en-US"/>
         </w:rPr>
       </w:pPr>
-    </w:p>
-    <w:p>
-      <w:pPr>
-        <w:spacing w:line="240" w:lineRule="auto"/>
-        <w:ind w:firstLine="0"/>
-        <w:contextualSpacing/>
-        <w:jc w:val="center"/>
-        <w:rPr>
-          <w:rFonts w:ascii="Times New Roman" w:hAnsi="Times New Roman" w:cs="Times New Roman"/>
-          <w:sz w:val="28"/>
-          <w:szCs w:val="28"/>
-          <w:lang w:val="en-US"/>
-        </w:rPr>
-      </w:pPr>
-      <w:r>
-        <w:rPr>
-          <w:rFonts w:ascii="Times New Roman" w:hAnsi="Times New Roman" w:cs="Times New Roman"/>
+      <w:r>
+        <w:rPr>
+          <w:rFonts w:ascii="Times New Roman" w:hAnsi="Times New Roman" w:cs="Times New Roman"/>
+          <w:noProof/>
           <w:sz w:val="28"/>
           <w:szCs w:val="28"/>
         </w:rPr>
@@ -2031,7 +2251,7 @@
                     <pic:cNvPicPr/>
                   </pic:nvPicPr>
                   <pic:blipFill>
-                    <a:blip r:embed="rId23"/>
+                    <a:blip r:embed="rId25"/>
                     <a:stretch>
                       <a:fillRect/>
                     </a:stretch>
@@ -2111,6 +2331,7 @@
       <w:r>
         <w:rPr>
           <w:rFonts w:ascii="Times New Roman" w:hAnsi="Times New Roman" w:cs="Times New Roman"/>
+          <w:noProof/>
           <w:sz w:val="28"/>
           <w:szCs w:val="28"/>
         </w:rPr>
@@ -2130,7 +2351,7 @@
                     <pic:cNvPicPr/>
                   </pic:nvPicPr>
                   <pic:blipFill>
-                    <a:blip r:embed="rId24"/>
+                    <a:blip r:embed="rId26"/>
                     <a:stretch>
                       <a:fillRect/>
                     </a:stretch>
@@ -2166,6 +2387,7 @@
       <w:r>
         <w:rPr>
           <w:rFonts w:ascii="Times New Roman" w:hAnsi="Times New Roman" w:cs="Times New Roman"/>
+          <w:noProof/>
           <w:sz w:val="28"/>
           <w:szCs w:val="28"/>
         </w:rPr>
@@ -2185,7 +2407,7 @@
                     <pic:cNvPicPr/>
                   </pic:nvPicPr>
                   <pic:blipFill>
-                    <a:blip r:embed="rId25"/>
+                    <a:blip r:embed="rId27"/>
                     <a:stretch>
                       <a:fillRect/>
                     </a:stretch>
@@ -2264,6 +2486,7 @@
       <w:r>
         <w:rPr>
           <w:rFonts w:ascii="Times New Roman" w:hAnsi="Times New Roman" w:cs="Times New Roman"/>
+          <w:noProof/>
           <w:sz w:val="28"/>
           <w:szCs w:val="28"/>
         </w:rPr>
@@ -2283,7 +2506,7 @@
                     <pic:cNvPicPr/>
                   </pic:nvPicPr>
                   <pic:blipFill>
-                    <a:blip r:embed="rId26"/>
+                    <a:blip r:embed="rId28"/>
                     <a:stretch>
                       <a:fillRect/>
                     </a:stretch>
@@ -2318,6 +2541,7 @@
       <w:r>
         <w:rPr>
           <w:rFonts w:ascii="Times New Roman" w:hAnsi="Times New Roman" w:cs="Times New Roman"/>
+          <w:noProof/>
           <w:sz w:val="28"/>
           <w:szCs w:val="28"/>
         </w:rPr>
@@ -2337,7 +2561,7 @@
                     <pic:cNvPicPr/>
                   </pic:nvPicPr>
                   <pic:blipFill>
-                    <a:blip r:embed="rId27"/>
+                    <a:blip r:embed="rId29"/>
                     <a:stretch>
                       <a:fillRect/>
                     </a:stretch>
@@ -2426,6 +2650,7 @@
       <w:r>
         <w:rPr>
           <w:rFonts w:ascii="Times New Roman" w:hAnsi="Times New Roman" w:cs="Times New Roman"/>
+          <w:noProof/>
           <w:sz w:val="28"/>
           <w:szCs w:val="28"/>
         </w:rPr>
@@ -2445,7 +2670,7 @@
                     <pic:cNvPicPr/>
                   </pic:nvPicPr>
                   <pic:blipFill>
-                    <a:blip r:embed="rId28"/>
+                    <a:blip r:embed="rId30"/>
                     <a:stretch>
                       <a:fillRect/>
                     </a:stretch>
@@ -2480,6 +2705,7 @@
       <w:r>
         <w:rPr>
           <w:rFonts w:ascii="Times New Roman" w:hAnsi="Times New Roman" w:cs="Times New Roman"/>
+          <w:noProof/>
           <w:sz w:val="28"/>
           <w:szCs w:val="28"/>
           <w:lang w:val="en-US"/>
@@ -2500,7 +2726,7 @@
                     <pic:cNvPicPr/>
                   </pic:nvPicPr>
                   <pic:blipFill>
-                    <a:blip r:embed="rId29"/>
+                    <a:blip r:embed="rId31"/>
                     <a:stretch>
                       <a:fillRect/>
                     </a:stretch>
@@ -2535,6 +2761,7 @@
       <w:r>
         <w:rPr>
           <w:rFonts w:ascii="Times New Roman" w:hAnsi="Times New Roman" w:cs="Times New Roman"/>
+          <w:noProof/>
           <w:sz w:val="28"/>
           <w:szCs w:val="28"/>
         </w:rPr>
@@ -2554,7 +2781,7 @@
                     <pic:cNvPicPr/>
                   </pic:nvPicPr>
                   <pic:blipFill>
-                    <a:blip r:embed="rId30"/>
+                    <a:blip r:embed="rId32"/>
                     <a:stretch>
                       <a:fillRect/>
                     </a:stretch>
@@ -2609,6 +2836,7 @@
       <w:r>
         <w:rPr>
           <w:rFonts w:ascii="Times New Roman" w:hAnsi="Times New Roman" w:cs="Times New Roman"/>
+          <w:noProof/>
           <w:sz w:val="28"/>
           <w:szCs w:val="28"/>
         </w:rPr>
@@ -2628,7 +2856,7 @@
                     <pic:cNvPicPr/>
                   </pic:nvPicPr>
                   <pic:blipFill>
-                    <a:blip r:embed="rId31"/>
+                    <a:blip r:embed="rId33"/>
                     <a:stretch>
                       <a:fillRect/>
                     </a:stretch>
@@ -4067,6 +4295,7 @@
   <w:style w:type="character" w:default="1" w:styleId="a0">
     <w:name w:val="Default Paragraph Font"/>
     <w:uiPriority w:val="1"/>
+    <w:semiHidden/>
     <w:unhideWhenUsed/>
   </w:style>
   <w:style w:type="table" w:default="1" w:styleId="a1">
